--- a/files/damumed-band-tehspecifikaciya.docx
+++ b/files/damumed-band-tehspecifikaciya.docx
@@ -10,7 +10,7 @@
         <w:rPr>
           <w:color w:val="177A50"/>
         </w:rPr>
-        <w:t>Damumed Band — техническая спецификация для завода</w:t>
+        <w:t>Приложение 1. Damumed Band — техническая спецификация и опросный лист поставщика</w:t>
       </w:r>
     </w:p>
     <w:p>
@@ -23,7 +23,16 @@
     </w:p>
     <w:p>
       <w:r>
-        <w:t xml:space="preserve">&gt; Русская версия документа, который уходит на китайские заводы. Английский оригинал — &gt; </w:t>
+        <w:t>&gt; Русская версия приложения, которое уходит на китайские заводы вместе с кратким запросом &gt; (</w:t>
+      </w:r>
+      <w:r>
+        <w:rPr>
+          <w:rFonts w:ascii="Courier New" w:hAnsi="Courier New"/>
+        </w:rPr>
+        <w:t>docs/tech-spec-brief-ru.md</w:t>
+      </w:r>
+      <w:r>
+        <w:t xml:space="preserve">). Английский оригинал — </w:t>
       </w:r>
       <w:r>
         <w:rPr>
@@ -32,7 +41,7 @@
         <w:t>docs/tech-spec-en.md</w:t>
       </w:r>
       <w:r>
-        <w:t>, именно он отправляется. Нумерация требований (</w:t>
+        <w:t>, отправляется он. Нумерация требований (</w:t>
       </w:r>
       <w:r>
         <w:rPr>
@@ -91,7 +100,14 @@
                 <w:b/>
                 <w:sz w:val="18"/>
               </w:rPr>
-              <w:t>Техническая спецификация (ТЗ) + запрос коммерческого предложения (RFQ)</w:t>
+              <w:t>Приложение 1</w:t>
+            </w:r>
+            <w:r>
+              <w:rPr>
+                <w:b/>
+                <w:sz w:val="18"/>
+              </w:rPr>
+              <w:t xml:space="preserve"> к запросу коммерческого предложения Damumed Band от 2 сентября 2026 — полный перечень требований</w:t>
             </w:r>
           </w:p>
         </w:tc>
@@ -335,6 +351,11 @@
           <w:color w:val="177A50"/>
         </w:rPr>
         <w:t>0. Как читать и как отвечать</w:t>
+      </w:r>
+    </w:p>
+    <w:p>
+      <w:r>
+        <w:t>Это приложение — полный перечень требований. В сопроводительном кратком запросе изложены двенадцать условий, решающих сделку, таблица цен, веса оценки и сроки; ниже — детализация за ними плюс матрица ответа, которую нужно заполнить.</w:t>
       </w:r>
     </w:p>
     <w:p>
